--- a/releases/evt-pre-20/2026-09-30-rev-d/Заказ_плат_и_монтаж/00_Условия_передачи/Задание_на_изготовление_и_монтаж_плат.docx
+++ b/releases/evt-pre-20/2026-09-30-rev-d/Заказ_плат_и_монтаж/00_Условия_передачи/Задание_на_изготовление_и_монтаж_плат.docx
@@ -34,7 +34,7 @@
     <w:p>
       <w:pPr/>
       <w:r>
-        <w:t>Плата разведена: DRC 0 ошибок, 0 незавершённых соединений, ERC 0. Заказ выполняется после DFM фабрики и подтверждения stack ID/материалов/переходных отверстий по официальной технологической карте фабрики. В партии 20 PCBA; U12 microSD устанавливается вне платы; DNP — 15 позиций.</w:t>
+        <w:t>Плата разведена: DRC 0 ошибок, 0 незавершённых соединений, ERC 0. Заказ выполняется после DFM фабрики и подтверждения stack ID/материалов/переходных отверстий по официальной технологической карте фабрики. Заказать 22 PCBA: 20 для станций и 2 резервные. U12 microSD устанавливается вне платы; DNP — 15 позиций. Базис: 8 слоёв, 1,6 мм, ENIG, 1 oz наружной и 0,5 oz внутренней меди, POFV для 74 отмеченных переходов; фактический стек и импеданс подтвердить в DFM.</w:t>
       </w:r>
     </w:p>
     <w:p>
@@ -48,7 +48,7 @@
     <w:p>
       <w:pPr/>
       <w:r>
-        <w:t>Заказ разрешён заказчиком с заводской DFM-проверкой. Фабрика подтверждает фактический стек, металлизацию переходных отверстий и отклонения; изменения файлов проходят ECO.</w:t>
+        <w:t>Заказать 22 PCBA: 20 для станций и 2 резервные. Базис JLC04161H-3313A: четыре слоя, 1,6 мм, ENIG, наружная медь 2 oz / 70 мкм, внутренняя 1 oz / 35 мкм. Фабрика подтверждает фактический stack ID, металлизацию переходных отверстий и DFM; изменения файлов проходят ECO.</w:t>
       </w:r>
     </w:p>
     <w:p>

--- a/releases/evt-pre-20/2026-09-30-rev-d/Заказ_плат_и_монтаж/00_Условия_передачи/Задание_на_изготовление_и_монтаж_плат.docx
+++ b/releases/evt-pre-20/2026-09-30-rev-d/Заказ_плат_и_монтаж/00_Условия_передачи/Задание_на_изготовление_и_монтаж_плат.docx
@@ -5,87 +5,200 @@
     <w:p>
       <w:pPr>
         <w:pStyle w:val="a3"/>
-        <w:jc w:val="left"/>
+        <w:keepNext/>
+        <w:spacing w:line="240" w:lineRule="auto" w:before="0" w:after="0"/>
+        <w:ind w:firstLine="0"/>
+        <w:jc w:val="both"/>
       </w:pPr>
       <w:r>
+        <w:rPr>
+          <w:rFonts w:ascii="Times New Roman" w:hAnsi="Times New Roman" w:eastAsia="Times New Roman" w:cs="Times New Roman"/>
+          <w:b/>
+          <w:sz w:val="28"/>
+        </w:rPr>
         <w:t>Задание на изготовление и монтаж плат EVT-PRE-20</w:t>
       </w:r>
     </w:p>
     <w:p>
-      <w:pPr/>
+      <w:pPr>
+        <w:spacing w:line="240" w:lineRule="auto" w:before="0" w:after="0"/>
+        <w:ind w:firstLine="709"/>
+        <w:jc w:val="both"/>
+      </w:pPr>
       <w:r>
+        <w:rPr>
+          <w:rFonts w:ascii="Times New Roman" w:hAnsi="Times New Roman" w:eastAsia="Times New Roman" w:cs="Times New Roman"/>
+          <w:sz w:val="28"/>
+        </w:rPr>
         <w:t>Дионея · EVT-PRE-20 · 30 сентября 2026 года · Rev D</w:t>
       </w:r>
     </w:p>
     <w:p>
-      <w:pPr/>
+      <w:pPr>
+        <w:spacing w:line="240" w:lineRule="auto" w:before="0" w:after="0"/>
+        <w:ind w:firstLine="709"/>
+        <w:jc w:val="both"/>
+      </w:pPr>
       <w:r>
+        <w:rPr>
+          <w:rFonts w:ascii="Times New Roman" w:hAnsi="Times New Roman" w:eastAsia="Times New Roman" w:cs="Times New Roman"/>
+          <w:sz w:val="28"/>
+        </w:rPr>
         <w:t>Rev D заменяет Rev C. Передавать фабрике только папки из этого архива и проверять контрольные суммы манифеста.</w:t>
       </w:r>
     </w:p>
     <w:p>
       <w:pPr>
         <w:pStyle w:val="2"/>
+        <w:keepNext/>
+        <w:spacing w:line="240" w:lineRule="auto" w:before="0" w:after="0"/>
+        <w:ind w:firstLine="0"/>
+        <w:jc w:val="both"/>
       </w:pPr>
       <w:r>
+        <w:rPr>
+          <w:rFonts w:ascii="Times New Roman" w:hAnsi="Times New Roman" w:eastAsia="Times New Roman" w:cs="Times New Roman"/>
+          <w:b/>
+          <w:sz w:val="28"/>
+        </w:rPr>
         <w:t>PCB-MAIN</w:t>
       </w:r>
     </w:p>
     <w:p>
-      <w:pPr/>
+      <w:pPr>
+        <w:spacing w:line="240" w:lineRule="auto" w:before="0" w:after="0"/>
+        <w:ind w:firstLine="709"/>
+        <w:jc w:val="both"/>
+      </w:pPr>
       <w:r>
-        <w:t>Плата разведена: DRC 0 ошибок, 0 незавершённых соединений, ERC 0. Заказ выполняется после DFM фабрики и подтверждения stack ID/материалов/переходных отверстий по официальной технологической карте фабрики. Заказать 22 PCBA: 20 для станций и 2 резервные. U12 microSD устанавливается вне платы; DNP — 15 позиций. Базис: 8 слоёв, 1,6 мм, ENIG, 1 oz наружной и 0,5 oz внутренней меди, POFV для 74 отмеченных переходов; фактический стек и импеданс подтвердить в DFM.</w:t>
+        <w:rPr>
+          <w:rFonts w:ascii="Times New Roman" w:hAnsi="Times New Roman" w:eastAsia="Times New Roman" w:cs="Times New Roman"/>
+          <w:sz w:val="28"/>
+        </w:rPr>
+        <w:t>Плата PCB-MAIN разведена: DRC 0 ошибок, 0 незавершённых соединений, ERC 0. Заказать 22 PCBA, из них сначала 2 первых изделия для DFM, AOI и электрических испытаний; остальные 20 запускать после приёмки. U12 microSD устанавливается вне платы; DNP: 15 позиций. Базис платы: 8 слоёв, 1,6 мм, ENIG, 1 oz наружной и 0,5 oz внутренней меди. Заказной CSV VIA_FILL_CAP_76_ORDER_REV_D.csv и карта задают заполнение эпоксидом и медное закрытие 76 переходов: 74 отмечены в исходной плате и 2 заданы как CAM-дополнение у C6.1 и D11.1. Фабрика должна письменно подтвердить выполнение 76 из 76 точек до запуска панели. Фактический stack ID, межслойные диэлектрики и решение по импедансу фиксируются при DFM; отклонения оформляются ECO.</w:t>
       </w:r>
     </w:p>
     <w:p>
       <w:pPr>
         <w:pStyle w:val="2"/>
+        <w:keepNext/>
+        <w:spacing w:line="240" w:lineRule="auto" w:before="0" w:after="0"/>
+        <w:ind w:firstLine="0"/>
+        <w:jc w:val="both"/>
       </w:pPr>
       <w:r>
+        <w:rPr>
+          <w:rFonts w:ascii="Times New Roman" w:hAnsi="Times New Roman" w:eastAsia="Times New Roman" w:cs="Times New Roman"/>
+          <w:b/>
+          <w:sz w:val="28"/>
+        </w:rPr>
         <w:t>PCB-PWR</w:t>
       </w:r>
     </w:p>
     <w:p>
-      <w:pPr/>
+      <w:pPr>
+        <w:spacing w:line="240" w:lineRule="auto" w:before="0" w:after="0"/>
+        <w:ind w:firstLine="709"/>
+        <w:jc w:val="both"/>
+      </w:pPr>
       <w:r>
-        <w:t>Заказать 22 PCBA: 20 для станций и 2 резервные. Базис JLC04161H-3313A: четыре слоя, 1,6 мм, ENIG, наружная медь 2 oz / 70 мкм, внутренняя 1 oz / 35 мкм. Фабрика подтверждает фактический stack ID, металлизацию переходных отверстий и DFM; изменения файлов проходят ECO.</w:t>
+        <w:rPr>
+          <w:rFonts w:ascii="Times New Roman" w:hAnsi="Times New Roman" w:eastAsia="Times New Roman" w:cs="Times New Roman"/>
+          <w:sz w:val="28"/>
+        </w:rPr>
+        <w:t>Заказать 22 PCBA: 20 для станций и 2 резервные. Базис: четыре слоя, 1,6 мм, ENIG, медь 1 oz / 35 мкм на всех четырёх слоях. Фабрика подтверждает фактический stack ID, металлизацию переходных отверстий и DFM; изменения файлов проходят ECO.</w:t>
+      </w:r>
+      <w:r>
+        <w:rPr>
+          <w:rFonts w:ascii="Times New Roman" w:hAnsi="Times New Roman" w:eastAsia="Times New Roman" w:cs="Times New Roman"/>
+          <w:sz w:val="28"/>
+        </w:rPr>
+        <w:t xml:space="preserve"> Первые два изделия проходят отдельную проверку DFM, AOI и электрических испытаний; после приёмки выпускаются остальные 20.</w:t>
       </w:r>
     </w:p>
     <w:p>
       <w:pPr>
         <w:pStyle w:val="2"/>
+        <w:keepNext/>
+        <w:spacing w:line="240" w:lineRule="auto" w:before="0" w:after="0"/>
+        <w:ind w:firstLine="0"/>
+        <w:jc w:val="both"/>
       </w:pPr>
       <w:r>
+        <w:rPr>
+          <w:rFonts w:ascii="Times New Roman" w:hAnsi="Times New Roman" w:eastAsia="Times New Roman" w:cs="Times New Roman"/>
+          <w:b/>
+          <w:sz w:val="28"/>
+        </w:rPr>
         <w:t>PCB-MIC</w:t>
       </w:r>
     </w:p>
     <w:p>
-      <w:pPr/>
+      <w:pPr>
+        <w:spacing w:line="240" w:lineRule="auto" w:before="0" w:after="0"/>
+        <w:ind w:firstLine="709"/>
+        <w:jc w:val="both"/>
+      </w:pPr>
       <w:r>
-        <w:t>Review B принят для управляемого выпуска. Заказать 80 PCBA по Rev B: сначала одна плата или панель, затем остальные 79 после проверки акустического отверстия, MK1 и PDM. DRC/ERC/unconnected — 0/0/0.</w:t>
+        <w:rPr>
+          <w:rFonts w:ascii="Times New Roman" w:hAnsi="Times New Roman" w:eastAsia="Times New Roman" w:cs="Times New Roman"/>
+          <w:sz w:val="28"/>
+        </w:rPr>
+        <w:t>Review B принят для управляемого выпуска. Заказать 80 PCBA по Rev B: сначала одна плата или панель, затем остальные 79 после проверки акустического отверстия, MK1 и PDM. DRC/ERC/unconnected – 0/0/0.</w:t>
       </w:r>
     </w:p>
     <w:p>
-      <w:pPr/>
+      <w:pPr>
+        <w:spacing w:line="240" w:lineRule="auto" w:before="0" w:after="0"/>
+        <w:ind w:firstLine="709"/>
+        <w:jc w:val="both"/>
+      </w:pPr>
       <w:r>
+        <w:rPr>
+          <w:rFonts w:ascii="Times New Roman" w:hAnsi="Times New Roman" w:eastAsia="Times New Roman" w:cs="Times New Roman"/>
+          <w:sz w:val="28"/>
+        </w:rPr>
         <w:t>Запрещено использовать PCB-MIC из Rev C: в нём были ошибочные метки сверления и геометрия кольца MK1. Rev D содержит отдельные PTH/NPTH, исправленный трафарет и точные MPN.</w:t>
       </w:r>
     </w:p>
     <w:p>
       <w:pPr>
         <w:pStyle w:val="2"/>
+        <w:keepNext/>
+        <w:spacing w:line="240" w:lineRule="auto" w:before="0" w:after="0"/>
+        <w:ind w:firstLine="0"/>
+        <w:jc w:val="both"/>
       </w:pPr>
       <w:r>
+        <w:rPr>
+          <w:rFonts w:ascii="Times New Roman" w:hAnsi="Times New Roman" w:eastAsia="Times New Roman" w:cs="Times New Roman"/>
+          <w:b/>
+          <w:sz w:val="28"/>
+        </w:rPr>
         <w:t>Общие правила</w:t>
       </w:r>
     </w:p>
     <w:p>
-      <w:pPr/>
+      <w:pPr>
+        <w:spacing w:line="240" w:lineRule="auto" w:before="0" w:after="0"/>
+        <w:ind w:firstLine="709"/>
+        <w:jc w:val="both"/>
+      </w:pPr>
       <w:r>
+        <w:rPr>
+          <w:rFonts w:ascii="Times New Roman" w:hAnsi="Times New Roman" w:eastAsia="Times New Roman" w:cs="Times New Roman"/>
+          <w:sz w:val="28"/>
+        </w:rPr>
         <w:t>Любое предложение фабрики, изменяющее стек, CAM, отверстия, трафарет, посадочные места, MPN или панель, регистрируется до производства. Отчёты электротеста, AOI/X-ray и DFM включаются в дело заказа.</w:t>
       </w:r>
     </w:p>
     <w:sectPr>
+      <w:headerReference w:type="default" r:id="rId7"/>
+      <w:footerReference w:type="default" r:id="rId8"/>
+      <w:headerReference w:type="first" r:id="rId9"/>
+      <w:footerReference w:type="first" r:id="rId10"/>
+      <w:headerReference w:type="even" r:id="rId11"/>
+      <w:footerReference w:type="even" r:id="rId12"/>
       <w:pgSz w:w="11906" w:h="16838"/>
       <w:pgMar w:top="1134" w:right="850" w:bottom="1134" w:left="1701" w:header="708" w:footer="708" w:gutter="0"/>
       <w:cols w:space="720"/>
@@ -93,6 +206,84 @@
     </w:sectPr>
   </w:body>
 </w:document>
+</file>
+
+<file path=word/footer1.xml><?xml version="1.0" encoding="utf-8"?>
+<w:ftr xmlns:m="http://schemas.openxmlformats.org/officeDocument/2006/math" xmlns:mc="http://schemas.openxmlformats.org/markup-compatibility/2006" xmlns:mo="http://schemas.microsoft.com/office/mac/office/2008/main" xmlns:mv="urn:schemas-microsoft-com:mac:vml" xmlns:o="urn:schemas-microsoft-com:office:office" xmlns:r="http://schemas.openxmlformats.org/officeDocument/2006/relationships" xmlns:v="urn:schemas-microsoft-com:vml" xmlns:w10="urn:schemas-microsoft-com:office:word" xmlns:w14="http://schemas.microsoft.com/office/word/2010/wordml" xmlns:w="http://schemas.openxmlformats.org/wordprocessingml/2006/main" xmlns:wne="http://schemas.microsoft.com/office/word/2006/wordml" xmlns:wp14="http://schemas.microsoft.com/office/word/2010/wordprocessingDrawing" xmlns:wp="http://schemas.openxmlformats.org/drawingml/2006/wordprocessingDrawing" xmlns:wpc="http://schemas.microsoft.com/office/word/2010/wordprocessingCanvas" xmlns:wpg="http://schemas.microsoft.com/office/word/2010/wordprocessingGroup" xmlns:wpi="http://schemas.microsoft.com/office/word/2010/wordprocessingInk" xmlns:wps="http://schemas.microsoft.com/office/word/2010/wordprocessingShape" mc:Ignorable="w14 wp14">
+  <w:p>
+    <w:pPr>
+      <w:pStyle w:val="Footer"/>
+      <w:spacing w:line="240" w:lineRule="auto" w:before="0" w:after="0"/>
+      <w:ind w:firstLine="709"/>
+      <w:jc w:val="both"/>
+    </w:pPr>
+  </w:p>
+</w:ftr>
+</file>
+
+<file path=word/footer2.xml><?xml version="1.0" encoding="utf-8"?>
+<w:ftr xmlns:m="http://schemas.openxmlformats.org/officeDocument/2006/math" xmlns:mc="http://schemas.openxmlformats.org/markup-compatibility/2006" xmlns:mo="http://schemas.microsoft.com/office/mac/office/2008/main" xmlns:mv="urn:schemas-microsoft-com:mac:vml" xmlns:o="urn:schemas-microsoft-com:office:office" xmlns:r="http://schemas.openxmlformats.org/officeDocument/2006/relationships" xmlns:v="urn:schemas-microsoft-com:vml" xmlns:w10="urn:schemas-microsoft-com:office:word" xmlns:w14="http://schemas.microsoft.com/office/word/2010/wordml" xmlns:w="http://schemas.openxmlformats.org/wordprocessingml/2006/main" xmlns:wne="http://schemas.microsoft.com/office/word/2006/wordml" xmlns:wp14="http://schemas.microsoft.com/office/word/2010/wordprocessingDrawing" xmlns:wp="http://schemas.openxmlformats.org/drawingml/2006/wordprocessingDrawing" xmlns:wpc="http://schemas.microsoft.com/office/word/2010/wordprocessingCanvas" xmlns:wpg="http://schemas.microsoft.com/office/word/2010/wordprocessingGroup" xmlns:wpi="http://schemas.microsoft.com/office/word/2010/wordprocessingInk" xmlns:wps="http://schemas.microsoft.com/office/word/2010/wordprocessingShape" mc:Ignorable="w14 wp14">
+  <w:p>
+    <w:pPr>
+      <w:pStyle w:val="Footer"/>
+      <w:spacing w:line="240" w:lineRule="auto" w:before="0" w:after="0"/>
+      <w:ind w:firstLine="709"/>
+      <w:jc w:val="both"/>
+    </w:pPr>
+  </w:p>
+</w:ftr>
+</file>
+
+<file path=word/footer3.xml><?xml version="1.0" encoding="utf-8"?>
+<w:ftr xmlns:m="http://schemas.openxmlformats.org/officeDocument/2006/math" xmlns:mc="http://schemas.openxmlformats.org/markup-compatibility/2006" xmlns:mo="http://schemas.microsoft.com/office/mac/office/2008/main" xmlns:mv="urn:schemas-microsoft-com:mac:vml" xmlns:o="urn:schemas-microsoft-com:office:office" xmlns:r="http://schemas.openxmlformats.org/officeDocument/2006/relationships" xmlns:v="urn:schemas-microsoft-com:vml" xmlns:w10="urn:schemas-microsoft-com:office:word" xmlns:w14="http://schemas.microsoft.com/office/word/2010/wordml" xmlns:w="http://schemas.openxmlformats.org/wordprocessingml/2006/main" xmlns:wne="http://schemas.microsoft.com/office/word/2006/wordml" xmlns:wp14="http://schemas.microsoft.com/office/word/2010/wordprocessingDrawing" xmlns:wp="http://schemas.openxmlformats.org/drawingml/2006/wordprocessingDrawing" xmlns:wpc="http://schemas.microsoft.com/office/word/2010/wordprocessingCanvas" xmlns:wpg="http://schemas.microsoft.com/office/word/2010/wordprocessingGroup" xmlns:wpi="http://schemas.microsoft.com/office/word/2010/wordprocessingInk" xmlns:wps="http://schemas.microsoft.com/office/word/2010/wordprocessingShape" mc:Ignorable="w14 wp14">
+  <w:p>
+    <w:pPr>
+      <w:pStyle w:val="Footer"/>
+      <w:spacing w:line="240" w:lineRule="auto" w:before="0" w:after="0"/>
+      <w:ind w:firstLine="709"/>
+      <w:jc w:val="both"/>
+    </w:pPr>
+  </w:p>
+</w:ftr>
+</file>
+
+<file path=word/header1.xml><?xml version="1.0" encoding="utf-8"?>
+<w:hdr xmlns:m="http://schemas.openxmlformats.org/officeDocument/2006/math" xmlns:mc="http://schemas.openxmlformats.org/markup-compatibility/2006" xmlns:mo="http://schemas.microsoft.com/office/mac/office/2008/main" xmlns:mv="urn:schemas-microsoft-com:mac:vml" xmlns:o="urn:schemas-microsoft-com:office:office" xmlns:r="http://schemas.openxmlformats.org/officeDocument/2006/relationships" xmlns:v="urn:schemas-microsoft-com:vml" xmlns:w10="urn:schemas-microsoft-com:office:word" xmlns:w14="http://schemas.microsoft.com/office/word/2010/wordml" xmlns:w="http://schemas.openxmlformats.org/wordprocessingml/2006/main" xmlns:wne="http://schemas.microsoft.com/office/word/2006/wordml" xmlns:wp14="http://schemas.microsoft.com/office/word/2010/wordprocessingDrawing" xmlns:wp="http://schemas.openxmlformats.org/drawingml/2006/wordprocessingDrawing" xmlns:wpc="http://schemas.microsoft.com/office/word/2010/wordprocessingCanvas" xmlns:wpg="http://schemas.microsoft.com/office/word/2010/wordprocessingGroup" xmlns:wpi="http://schemas.microsoft.com/office/word/2010/wordprocessingInk" xmlns:wps="http://schemas.microsoft.com/office/word/2010/wordprocessingShape" mc:Ignorable="w14 wp14">
+  <w:p>
+    <w:pPr>
+      <w:pStyle w:val="Header"/>
+      <w:spacing w:line="240" w:lineRule="auto" w:before="0" w:after="0"/>
+      <w:ind w:firstLine="709"/>
+      <w:jc w:val="both"/>
+    </w:pPr>
+  </w:p>
+</w:hdr>
+</file>
+
+<file path=word/header2.xml><?xml version="1.0" encoding="utf-8"?>
+<w:hdr xmlns:m="http://schemas.openxmlformats.org/officeDocument/2006/math" xmlns:mc="http://schemas.openxmlformats.org/markup-compatibility/2006" xmlns:mo="http://schemas.microsoft.com/office/mac/office/2008/main" xmlns:mv="urn:schemas-microsoft-com:mac:vml" xmlns:o="urn:schemas-microsoft-com:office:office" xmlns:r="http://schemas.openxmlformats.org/officeDocument/2006/relationships" xmlns:v="urn:schemas-microsoft-com:vml" xmlns:w10="urn:schemas-microsoft-com:office:word" xmlns:w14="http://schemas.microsoft.com/office/word/2010/wordml" xmlns:w="http://schemas.openxmlformats.org/wordprocessingml/2006/main" xmlns:wne="http://schemas.microsoft.com/office/word/2006/wordml" xmlns:wp14="http://schemas.microsoft.com/office/word/2010/wordprocessingDrawing" xmlns:wp="http://schemas.openxmlformats.org/drawingml/2006/wordprocessingDrawing" xmlns:wpc="http://schemas.microsoft.com/office/word/2010/wordprocessingCanvas" xmlns:wpg="http://schemas.microsoft.com/office/word/2010/wordprocessingGroup" xmlns:wpi="http://schemas.microsoft.com/office/word/2010/wordprocessingInk" xmlns:wps="http://schemas.microsoft.com/office/word/2010/wordprocessingShape" mc:Ignorable="w14 wp14">
+  <w:p>
+    <w:pPr>
+      <w:pStyle w:val="Header"/>
+      <w:spacing w:line="240" w:lineRule="auto" w:before="0" w:after="0"/>
+      <w:ind w:firstLine="709"/>
+      <w:jc w:val="both"/>
+    </w:pPr>
+  </w:p>
+</w:hdr>
+</file>
+
+<file path=word/header3.xml><?xml version="1.0" encoding="utf-8"?>
+<w:hdr xmlns:m="http://schemas.openxmlformats.org/officeDocument/2006/math" xmlns:mc="http://schemas.openxmlformats.org/markup-compatibility/2006" xmlns:mo="http://schemas.microsoft.com/office/mac/office/2008/main" xmlns:mv="urn:schemas-microsoft-com:mac:vml" xmlns:o="urn:schemas-microsoft-com:office:office" xmlns:r="http://schemas.openxmlformats.org/officeDocument/2006/relationships" xmlns:v="urn:schemas-microsoft-com:vml" xmlns:w10="urn:schemas-microsoft-com:office:word" xmlns:w14="http://schemas.microsoft.com/office/word/2010/wordml" xmlns:w="http://schemas.openxmlformats.org/wordprocessingml/2006/main" xmlns:wne="http://schemas.microsoft.com/office/word/2006/wordml" xmlns:wp14="http://schemas.microsoft.com/office/word/2010/wordprocessingDrawing" xmlns:wp="http://schemas.openxmlformats.org/drawingml/2006/wordprocessingDrawing" xmlns:wpc="http://schemas.microsoft.com/office/word/2010/wordprocessingCanvas" xmlns:wpg="http://schemas.microsoft.com/office/word/2010/wordprocessingGroup" xmlns:wpi="http://schemas.microsoft.com/office/word/2010/wordprocessingInk" xmlns:wps="http://schemas.microsoft.com/office/word/2010/wordprocessingShape" mc:Ignorable="w14 wp14">
+  <w:p>
+    <w:pPr>
+      <w:pStyle w:val="Header"/>
+      <w:spacing w:line="240" w:lineRule="auto" w:before="0" w:after="0"/>
+      <w:ind w:firstLine="709"/>
+      <w:jc w:val="both"/>
+    </w:pPr>
+  </w:p>
+</w:hdr>
 </file>
 
 <file path=word/numbering.xml><?xml version="1.0" encoding="utf-8"?>
@@ -701,19 +892,32 @@
   <w:style w:type="paragraph" w:default="1" w:styleId="a">
     <w:name w:val="Normal"/>
     <w:qFormat/>
+    <w:pPr>
+      <w:spacing w:line="240" w:lineRule="auto" w:before="0" w:after="0"/>
+      <w:ind w:firstLine="709"/>
+      <w:jc w:val="both"/>
+    </w:pPr>
+    <w:rPr>
+      <w:rFonts w:ascii="Times New Roman" w:hAnsi="Times New Roman"/>
+      <w:b w:val="0"/>
+      <w:sz w:val="28"/>
+    </w:rPr>
   </w:style>
   <w:style w:type="paragraph" w:styleId="1">
     <w:name w:val="heading 1"/>
     <w:qFormat/>
     <w:pPr>
+      <w:spacing w:line="240" w:lineRule="auto" w:before="0" w:after="0"/>
+      <w:ind w:firstLine="709"/>
+      <w:jc w:val="both"/>
       <w:outlineLvl w:val="0"/>
     </w:pPr>
     <w:rPr>
-      <w:rFonts w:ascii="Arial" w:hAnsi="Arial"/>
+      <w:rFonts w:ascii="Times New Roman" w:hAnsi="Times New Roman"/>
       <w:b/>
       <w:bCs/>
       <w:color w:val="000000"/>
-      <w:sz w:val="32"/>
+      <w:sz w:val="28"/>
       <w:szCs w:val="32"/>
     </w:rPr>
   </w:style>
@@ -721,24 +925,33 @@
     <w:name w:val="heading 2"/>
     <w:qFormat/>
     <w:pPr>
+      <w:spacing w:line="240" w:lineRule="auto" w:before="0" w:after="0"/>
+      <w:ind w:firstLine="709"/>
+      <w:jc w:val="both"/>
       <w:outlineLvl w:val="1"/>
     </w:pPr>
     <w:rPr>
-      <w:rFonts w:ascii="Arial" w:hAnsi="Arial"/>
+      <w:rFonts w:ascii="Times New Roman" w:hAnsi="Times New Roman"/>
       <w:b/>
       <w:bCs/>
       <w:color w:val="000000"/>
+      <w:sz w:val="28"/>
     </w:rPr>
   </w:style>
   <w:style w:type="paragraph" w:styleId="3">
     <w:name w:val="heading 3"/>
     <w:qFormat/>
     <w:pPr>
+      <w:spacing w:line="240" w:lineRule="auto" w:before="0" w:after="0"/>
+      <w:ind w:firstLine="709"/>
+      <w:jc w:val="both"/>
       <w:outlineLvl w:val="2"/>
     </w:pPr>
     <w:rPr>
+      <w:rFonts w:ascii="Times New Roman" w:hAnsi="Times New Roman"/>
+      <w:b/>
       <w:color w:val="1F4D78"/>
-      <w:sz w:val="24"/>
+      <w:sz w:val="28"/>
       <w:szCs w:val="24"/>
     </w:rPr>
   </w:style>
@@ -746,32 +959,50 @@
     <w:name w:val="heading 4"/>
     <w:qFormat/>
     <w:pPr>
+      <w:spacing w:line="240" w:lineRule="auto" w:before="0" w:after="0"/>
+      <w:ind w:firstLine="709"/>
+      <w:jc w:val="both"/>
       <w:outlineLvl w:val="3"/>
     </w:pPr>
     <w:rPr>
+      <w:rFonts w:ascii="Times New Roman" w:hAnsi="Times New Roman"/>
+      <w:b/>
       <w:i/>
       <w:iCs/>
       <w:color w:val="2E74B5"/>
+      <w:sz w:val="28"/>
     </w:rPr>
   </w:style>
   <w:style w:type="paragraph" w:styleId="5">
     <w:name w:val="heading 5"/>
     <w:qFormat/>
     <w:pPr>
+      <w:spacing w:line="240" w:lineRule="auto" w:before="0" w:after="0"/>
+      <w:ind w:firstLine="709"/>
+      <w:jc w:val="both"/>
       <w:outlineLvl w:val="4"/>
     </w:pPr>
     <w:rPr>
+      <w:rFonts w:ascii="Times New Roman" w:hAnsi="Times New Roman"/>
+      <w:b/>
       <w:color w:val="2E74B5"/>
+      <w:sz w:val="28"/>
     </w:rPr>
   </w:style>
   <w:style w:type="paragraph" w:styleId="6">
     <w:name w:val="heading 6"/>
     <w:qFormat/>
     <w:pPr>
+      <w:spacing w:line="240" w:lineRule="auto" w:before="0" w:after="0"/>
+      <w:ind w:firstLine="709"/>
+      <w:jc w:val="both"/>
       <w:outlineLvl w:val="5"/>
     </w:pPr>
     <w:rPr>
+      <w:rFonts w:ascii="Times New Roman" w:hAnsi="Times New Roman"/>
+      <w:b/>
       <w:color w:val="1F4D78"/>
+      <w:sz w:val="28"/>
     </w:rPr>
   </w:style>
   <w:style w:type="character" w:default="1" w:styleId="a0">
@@ -804,24 +1035,47 @@
   <w:style w:type="paragraph" w:styleId="a3">
     <w:name w:val="Title"/>
     <w:qFormat/>
-    <w:rPr>
-      <w:rFonts w:ascii="Arial" w:hAnsi="Arial"/>
+    <w:pPr>
+      <w:spacing w:line="240" w:lineRule="auto" w:before="0" w:after="0"/>
+      <w:ind w:firstLine="709"/>
+      <w:jc w:val="both"/>
+    </w:pPr>
+    <w:rPr>
+      <w:rFonts w:ascii="Times New Roman" w:hAnsi="Times New Roman"/>
+      <w:b/>
       <w:color w:val="000000"/>
-      <w:sz w:val="36"/>
+      <w:sz w:val="28"/>
       <w:szCs w:val="56"/>
     </w:rPr>
   </w:style>
   <w:style w:type="paragraph" w:customStyle="1" w:styleId="10">
     <w:name w:val="Строгий1"/>
     <w:qFormat/>
-    <w:rPr>
-      <w:b/>
+    <w:pPr>
+      <w:spacing w:line="240" w:lineRule="auto" w:before="0" w:after="0"/>
+      <w:ind w:firstLine="709"/>
+      <w:jc w:val="both"/>
+    </w:pPr>
+    <w:rPr>
+      <w:rFonts w:ascii="Times New Roman" w:hAnsi="Times New Roman"/>
+      <w:b w:val="0"/>
       <w:bCs/>
+      <w:sz w:val="28"/>
     </w:rPr>
   </w:style>
   <w:style w:type="paragraph" w:styleId="a4">
     <w:name w:val="List Paragraph"/>
     <w:qFormat/>
+    <w:pPr>
+      <w:spacing w:line="240" w:lineRule="auto" w:before="0" w:after="0"/>
+      <w:ind w:firstLine="709"/>
+      <w:jc w:val="both"/>
+    </w:pPr>
+    <w:rPr>
+      <w:rFonts w:ascii="Times New Roman" w:hAnsi="Times New Roman"/>
+      <w:b w:val="0"/>
+      <w:sz w:val="28"/>
+    </w:rPr>
   </w:style>
   <w:style w:type="character" w:styleId="a5">
     <w:name w:val="Hyperlink"/>
@@ -847,8 +1101,15 @@
     <w:uiPriority w:val="99"/>
     <w:semiHidden/>
     <w:unhideWhenUsed/>
-    <w:rPr>
-      <w:sz w:val="20"/>
+    <w:pPr>
+      <w:spacing w:line="240" w:lineRule="auto" w:before="0" w:after="0"/>
+      <w:ind w:firstLine="709"/>
+      <w:jc w:val="both"/>
+    </w:pPr>
+    <w:rPr>
+      <w:rFonts w:ascii="Times New Roman" w:hAnsi="Times New Roman"/>
+      <w:b w:val="0"/>
+      <w:sz w:val="28"/>
       <w:szCs w:val="20"/>
     </w:rPr>
   </w:style>
@@ -878,8 +1139,15 @@
     <w:uiPriority w:val="99"/>
     <w:semiHidden/>
     <w:unhideWhenUsed/>
-    <w:rPr>
-      <w:sz w:val="20"/>
+    <w:pPr>
+      <w:spacing w:line="240" w:lineRule="auto" w:before="0" w:after="0"/>
+      <w:ind w:firstLine="709"/>
+      <w:jc w:val="both"/>
+    </w:pPr>
+    <w:rPr>
+      <w:rFonts w:ascii="Times New Roman" w:hAnsi="Times New Roman"/>
+      <w:b w:val="0"/>
+      <w:sz w:val="28"/>
       <w:szCs w:val="20"/>
     </w:rPr>
   </w:style>

--- a/releases/evt-pre-20/2026-09-30-rev-d/Заказ_плат_и_монтаж/00_Условия_передачи/Задание_на_изготовление_и_монтаж_плат.docx
+++ b/releases/evt-pre-20/2026-09-30-rev-d/Заказ_плат_и_монтаж/00_Условия_передачи/Задание_на_изготовление_и_монтаж_плат.docx
@@ -75,7 +75,7 @@
           <w:rFonts w:ascii="Times New Roman" w:hAnsi="Times New Roman" w:eastAsia="Times New Roman" w:cs="Times New Roman"/>
           <w:sz w:val="28"/>
         </w:rPr>
-        <w:t>Плата PCB-MAIN разведена: DRC 0 ошибок, 0 незавершённых соединений, ERC 0. Заказать 22 PCBA, из них сначала 2 первых изделия для DFM, AOI и электрических испытаний; остальные 20 запускать после приёмки. U12 microSD устанавливается вне платы; DNP: 15 позиций. Базис платы: 8 слоёв, 1,6 мм, ENIG, 1 oz наружной и 0,5 oz внутренней меди. Заказной CSV VIA_FILL_CAP_76_ORDER_REV_D.csv и карта задают заполнение эпоксидом и медное закрытие 76 переходов: 74 отмечены в исходной плате и 2 заданы как CAM-дополнение у C6.1 и D11.1. Фабрика должна письменно подтвердить выполнение 76 из 76 точек до запуска панели. Фактический stack ID, межслойные диэлектрики и решение по импедансу фиксируются при DFM; отклонения оформляются ECO.</w:t>
+        <w:t>Плата PCB-MAIN разведена: DRC 0 ошибок, 0 незавершённых соединений, ERC 0. Заказать и изготовить все 22 PCBA одной партией без паузы; два изделия выбрать из готовой партии для углублённого AOI, электрических и ВЧ-испытаний EVT. U12 microSD вне платы; DNP: 15 позиций. Базис: 8 слоёв, 1,6 мм, ENIG, 1 oz наружной и 0,5 oz внутренней меди. Фабрика письменно подтверждает заполнение эпоксидом и медное закрытие всех 76 переходов из заказного CSV, включая C6.1 и D11.1, до запуска панели. По решению заказчика на EVT плата остаётся без переразводки; контролируемый импеданс и численная цель 50 Ом не заказываются. Ширина ВЧ-дорожек не является гарантией 50 Ом. Фактический stack ID и межслойные диэлектрики фиксируются при DFM; отклонения проходят ECO.</w:t>
       </w:r>
     </w:p>
     <w:p>
@@ -106,14 +106,7 @@
           <w:rFonts w:ascii="Times New Roman" w:hAnsi="Times New Roman" w:eastAsia="Times New Roman" w:cs="Times New Roman"/>
           <w:sz w:val="28"/>
         </w:rPr>
-        <w:t>Заказать 22 PCBA: 20 для станций и 2 резервные. Базис: четыре слоя, 1,6 мм, ENIG, медь 1 oz / 35 мкм на всех четырёх слоях. Фабрика подтверждает фактический stack ID, металлизацию переходных отверстий и DFM; изменения файлов проходят ECO.</w:t>
-      </w:r>
-      <w:r>
-        <w:rPr>
-          <w:rFonts w:ascii="Times New Roman" w:hAnsi="Times New Roman" w:eastAsia="Times New Roman" w:cs="Times New Roman"/>
-          <w:sz w:val="28"/>
-        </w:rPr>
-        <w:t xml:space="preserve"> Первые два изделия проходят отдельную проверку DFM, AOI и электрических испытаний; после приёмки выпускаются остальные 20.</w:t>
+        <w:t>Заказать и изготовить все 22 PCB-PWR PCBA одной партией без паузы: 20 для станций и 2 резервные. Базис: четыре слоя, 1,6 мм, ENIG, медь 1 oz / 35 мкм на всех четырёх слоях. До панели фабрика подтверждает stack ID, металлизацию переходных отверстий и DFM. После изготовления два изделия выбираются для углублённого AOI и электрического контроля; при дефектах рассматривается вся затронутая партия.</w:t>
       </w:r>
     </w:p>
     <w:p>
@@ -144,7 +137,7 @@
           <w:rFonts w:ascii="Times New Roman" w:hAnsi="Times New Roman" w:eastAsia="Times New Roman" w:cs="Times New Roman"/>
           <w:sz w:val="28"/>
         </w:rPr>
-        <w:t>Review B принят для управляемого выпуска. Заказать 80 PCBA по Rev B: сначала одна плата или панель, затем остальные 79 после проверки акустического отверстия, MK1 и PDM. DRC/ERC/unconnected – 0/0/0.</w:t>
+        <w:t>Заказать и изготовить все 80 PCB-MIC PCBA одной партией без паузы. Геометрия Rev B и технические проверки подписанного Review B сохраняются. Условие Review B о выпуске сначала одной платы или панели заменено требованием заказчика к очередности заказа; новая подпись технического Review B не создаётся. После изготовления проверить выбранную плату или панель по акустическому порту, MK1 и PDM, а при дефекте разобрать всю затронутую партию. DRC/ERC/unconnected: 0/0/0.</w:t>
       </w:r>
     </w:p>
     <w:p>
